--- a/Rolyn_Kiunisala_Professional_CV.docx
+++ b/Rolyn_Kiunisala_Professional_CV.docx
@@ -2,37 +2,124 @@
 <file path=word/document.xml><?xml version="1.0" encoding="utf-8"?>
 <w:document xmlns:wpc="http://schemas.microsoft.com/office/word/2010/wordprocessingCanvas" xmlns:mo="http://schemas.microsoft.com/office/mac/office/2008/main" xmlns:mc="http://schemas.openxmlformats.org/markup-compatibility/2006" xmlns:mv="urn:schemas-microsoft-com:mac:vml" xmlns:o="urn:schemas-microsoft-com:office:office" xmlns:r="http://schemas.openxmlformats.org/officeDocument/2006/relationships" xmlns:m="http://schemas.openxmlformats.org/officeDocument/2006/math" xmlns:v="urn:schemas-microsoft-com:vml" xmlns:wp14="http://schemas.microsoft.com/office/word/2010/wordprocessingDrawing" xmlns:wp="http://schemas.openxmlformats.org/drawingml/2006/wordprocessingDrawing" xmlns:w10="urn:schemas-microsoft-com:office:word" xmlns:w="http://schemas.openxmlformats.org/wordprocessingml/2006/main" xmlns:w14="http://schemas.microsoft.com/office/word/2010/wordml" xmlns:wpg="http://schemas.microsoft.com/office/word/2010/wordprocessingGroup" xmlns:wpi="http://schemas.microsoft.com/office/word/2010/wordprocessingInk" xmlns:wne="http://schemas.microsoft.com/office/word/2006/wordml" xmlns:wps="http://schemas.microsoft.com/office/word/2010/wordprocessingShape" mc:Ignorable="w14 wp14">
   <w:body>
+    <w:tbl>
+      <w:tblPr>
+        <w:tblW w:type="auto" w:w="0"/>
+        <w:tblLayout w:type="fixed"/>
+        <w:tblLook w:firstColumn="1" w:firstRow="1" w:lastColumn="0" w:lastRow="0" w:noHBand="0" w:noVBand="1" w:val="04A0"/>
+      </w:tblPr>
+      <w:tblGrid>
+        <w:gridCol w:w="2304"/>
+        <w:gridCol w:w="7056"/>
+      </w:tblGrid>
+      <w:tr>
+        <w:tc>
+          <w:tcPr>
+            <w:tcW w:type="dxa" w:w="4320"/>
+            <w:shd w:fill="0F172A"/>
+          </w:tcPr>
+          <w:p>
+            <w:r>
+              <w:drawing>
+                <wp:inline xmlns:a="http://schemas.openxmlformats.org/drawingml/2006/main" xmlns:pic="http://schemas.openxmlformats.org/drawingml/2006/picture">
+                  <wp:extent cx="1280160" cy="1280160"/>
+                  <wp:docPr id="1" name="Picture 1"/>
+                  <wp:cNvGraphicFramePr>
+                    <a:graphicFrameLocks noChangeAspect="1"/>
+                  </wp:cNvGraphicFramePr>
+                  <a:graphic>
+                    <a:graphicData uri="http://schemas.openxmlformats.org/drawingml/2006/picture">
+                      <pic:pic>
+                        <pic:nvPicPr>
+                          <pic:cNvPr id="0" name="profile.png"/>
+                          <pic:cNvPicPr/>
+                        </pic:nvPicPr>
+                        <pic:blipFill>
+                          <a:blip r:embed="rId9"/>
+                          <a:stretch>
+                            <a:fillRect/>
+                          </a:stretch>
+                        </pic:blipFill>
+                        <pic:spPr>
+                          <a:xfrm>
+                            <a:off x="0" y="0"/>
+                            <a:ext cx="1280160" cy="1280160"/>
+                          </a:xfrm>
+                          <a:prstGeom prst="rect"/>
+                        </pic:spPr>
+                      </pic:pic>
+                    </a:graphicData>
+                  </a:graphic>
+                </wp:inline>
+              </w:drawing>
+            </w:r>
+          </w:p>
+        </w:tc>
+        <w:tc>
+          <w:tcPr>
+            <w:tcW w:type="dxa" w:w="4320"/>
+            <w:shd w:fill="0F172A"/>
+          </w:tcPr>
+          <w:p>
+            <w:pPr>
+              <w:jc w:val="left"/>
+            </w:pPr>
+            <w:r>
+              <w:rPr>
+                <w:b/>
+                <w:color w:val="FFFFFF"/>
+                <w:sz w:val="48"/>
+              </w:rPr>
+              <w:t>ROLYN KIUNISALA</w:t>
+            </w:r>
+          </w:p>
+          <w:p>
+            <w:r>
+              <w:rPr>
+                <w:color w:val="FFFFFF"/>
+              </w:rPr>
+              <w:t>Cebu, Philippines</w:t>
+            </w:r>
+          </w:p>
+          <w:p>
+            <w:r>
+              <w:rPr>
+                <w:color w:val="FFFFFF"/>
+              </w:rPr>
+              <w:t>Email: rolynkiunisala@gmail.com</w:t>
+            </w:r>
+          </w:p>
+          <w:p>
+            <w:r>
+              <w:rPr>
+                <w:color w:val="FFFFFF"/>
+              </w:rPr>
+              <w:t>Phone: +63 906 454 4620</w:t>
+            </w:r>
+          </w:p>
+          <w:p>
+            <w:r>
+              <w:rPr>
+                <w:color w:val="FFFFFF"/>
+              </w:rPr>
+              <w:t>LinkedIn: https://www.linkedin.com/in/rolyn-kiunisala-b862ab377/</w:t>
+            </w:r>
+          </w:p>
+        </w:tc>
+      </w:tr>
+    </w:tbl>
+    <w:p/>
     <w:p>
       <w:pPr>
-        <w:pStyle w:val="Title"/>
+        <w:pStyle w:val="Heading1"/>
       </w:pPr>
       <w:r>
-        <w:t>ROLYN KIUNISALA</w:t>
+        <w:t>PROFESSIONAL SUMMARY</w:t>
       </w:r>
     </w:p>
     <w:p>
       <w:r>
-        <w:t>Full Stack Software Developer</w:t>
-      </w:r>
-    </w:p>
-    <w:p>
-      <w:r>
-        <w:t>Cebu, Philippines</w:t>
-      </w:r>
-    </w:p>
-    <w:p>
-      <w:r>
-        <w:t>Email: rolynkiunisala@gmail.com</w:t>
-      </w:r>
-    </w:p>
-    <w:p>
-      <w:r>
-        <w:t>Phone: +63 906 454 4620</w:t>
-      </w:r>
-    </w:p>
-    <w:p>
-      <w:r>
-        <w:t>LinkedIn: https://www.linkedin.com/in/rolyn-kiunisala-b862ab377/</w:t>
+        <w:t>Full Stack Software Developer with over 3 years of experience in designing, developing, and maintaining enterprise and web-based applications. Skilled in backend and frontend development, API integration, and system enhancement within Agile environments. Experienced in delivering client-based solutions, automation initiatives, and cloud-based deployments. Strong ability to adapt quickly to new technologies and contribute to scalable software systems.</w:t>
       </w:r>
     </w:p>
     <w:p>
@@ -40,20 +127,7 @@
         <w:pStyle w:val="Heading1"/>
       </w:pPr>
       <w:r>
-        <w:t>SUMMARY</w:t>
-      </w:r>
-    </w:p>
-    <w:p>
-      <w:r>
-        <w:t>Full Stack Software Developer with more than 3 years of experience delivering enterprise and web-based applications. Skilled in backend and frontend development, API integration, automation, and cloud deployment. Proven track record of working within Agile teams to deliver client-focused solutions and maintain system quality.</w:t>
-      </w:r>
-    </w:p>
-    <w:p>
-      <w:pPr>
-        <w:pStyle w:val="Heading1"/>
-      </w:pPr>
-      <w:r>
-        <w:t>SKILLS</w:t>
+        <w:t>CORE SKILLS</w:t>
       </w:r>
     </w:p>
     <w:p>

--- a/Rolyn_Kiunisala_Professional_CV.docx
+++ b/Rolyn_Kiunisala_Professional_CV.docx
@@ -31,7 +31,7 @@
                     <a:graphicData uri="http://schemas.openxmlformats.org/drawingml/2006/picture">
                       <pic:pic>
                         <pic:nvPicPr>
-                          <pic:cNvPr id="0" name="profile.png"/>
+                          <pic:cNvPr id="0" name="profile.jpg"/>
                           <pic:cNvPicPr/>
                         </pic:nvPicPr>
                         <pic:blipFill>

--- a/Rolyn_Kiunisala_Professional_CV.docx
+++ b/Rolyn_Kiunisala_Professional_CV.docx
@@ -2,119 +2,50 @@
 <file path=word/document.xml><?xml version="1.0" encoding="utf-8"?>
 <w:document xmlns:wpc="http://schemas.microsoft.com/office/word/2010/wordprocessingCanvas" xmlns:mo="http://schemas.microsoft.com/office/mac/office/2008/main" xmlns:mc="http://schemas.openxmlformats.org/markup-compatibility/2006" xmlns:mv="urn:schemas-microsoft-com:mac:vml" xmlns:o="urn:schemas-microsoft-com:office:office" xmlns:r="http://schemas.openxmlformats.org/officeDocument/2006/relationships" xmlns:m="http://schemas.openxmlformats.org/officeDocument/2006/math" xmlns:v="urn:schemas-microsoft-com:vml" xmlns:wp14="http://schemas.microsoft.com/office/word/2010/wordprocessingDrawing" xmlns:wp="http://schemas.openxmlformats.org/drawingml/2006/wordprocessingDrawing" xmlns:w10="urn:schemas-microsoft-com:office:word" xmlns:w="http://schemas.openxmlformats.org/wordprocessingml/2006/main" xmlns:w14="http://schemas.microsoft.com/office/word/2010/wordml" xmlns:wpg="http://schemas.microsoft.com/office/word/2010/wordprocessingGroup" xmlns:wpi="http://schemas.microsoft.com/office/word/2010/wordprocessingInk" xmlns:wne="http://schemas.microsoft.com/office/word/2006/wordml" xmlns:wps="http://schemas.microsoft.com/office/word/2010/wordprocessingShape" mc:Ignorable="w14 wp14">
   <w:body>
-    <w:tbl>
-      <w:tblPr>
-        <w:tblW w:type="auto" w:w="0"/>
-        <w:tblLayout w:type="fixed"/>
-        <w:tblLook w:firstColumn="1" w:firstRow="1" w:lastColumn="0" w:lastRow="0" w:noHBand="0" w:noVBand="1" w:val="04A0"/>
-      </w:tblPr>
-      <w:tblGrid>
-        <w:gridCol w:w="2304"/>
-        <w:gridCol w:w="7056"/>
-      </w:tblGrid>
-      <w:tr>
-        <w:tc>
-          <w:tcPr>
-            <w:tcW w:type="dxa" w:w="4320"/>
-            <w:shd w:fill="0F172A"/>
-          </w:tcPr>
-          <w:p>
-            <w:r>
-              <w:drawing>
-                <wp:inline xmlns:a="http://schemas.openxmlformats.org/drawingml/2006/main" xmlns:pic="http://schemas.openxmlformats.org/drawingml/2006/picture">
-                  <wp:extent cx="1280160" cy="1280160"/>
-                  <wp:docPr id="1" name="Picture 1"/>
-                  <wp:cNvGraphicFramePr>
-                    <a:graphicFrameLocks noChangeAspect="1"/>
-                  </wp:cNvGraphicFramePr>
-                  <a:graphic>
-                    <a:graphicData uri="http://schemas.openxmlformats.org/drawingml/2006/picture">
-                      <pic:pic>
-                        <pic:nvPicPr>
-                          <pic:cNvPr id="0" name="profile.jpg"/>
-                          <pic:cNvPicPr/>
-                        </pic:nvPicPr>
-                        <pic:blipFill>
-                          <a:blip r:embed="rId9"/>
-                          <a:stretch>
-                            <a:fillRect/>
-                          </a:stretch>
-                        </pic:blipFill>
-                        <pic:spPr>
-                          <a:xfrm>
-                            <a:off x="0" y="0"/>
-                            <a:ext cx="1280160" cy="1280160"/>
-                          </a:xfrm>
-                          <a:prstGeom prst="rect"/>
-                        </pic:spPr>
-                      </pic:pic>
-                    </a:graphicData>
-                  </a:graphic>
-                </wp:inline>
-              </w:drawing>
-            </w:r>
-          </w:p>
-        </w:tc>
-        <w:tc>
-          <w:tcPr>
-            <w:tcW w:type="dxa" w:w="4320"/>
-            <w:shd w:fill="0F172A"/>
-          </w:tcPr>
-          <w:p>
-            <w:pPr>
-              <w:jc w:val="left"/>
-            </w:pPr>
-            <w:r>
-              <w:rPr>
-                <w:b/>
-                <w:color w:val="FFFFFF"/>
-                <w:sz w:val="48"/>
-              </w:rPr>
-              <w:t>ROLYN KIUNISALA</w:t>
-            </w:r>
-          </w:p>
-          <w:p>
-            <w:r>
-              <w:rPr>
-                <w:color w:val="FFFFFF"/>
-              </w:rPr>
-              <w:t>Cebu, Philippines</w:t>
-            </w:r>
-          </w:p>
-          <w:p>
-            <w:r>
-              <w:rPr>
-                <w:color w:val="FFFFFF"/>
-              </w:rPr>
-              <w:t>Email: rolynkiunisala@gmail.com</w:t>
-            </w:r>
-          </w:p>
-          <w:p>
-            <w:r>
-              <w:rPr>
-                <w:color w:val="FFFFFF"/>
-              </w:rPr>
-              <w:t>Phone: +63 906 454 4620</w:t>
-            </w:r>
-          </w:p>
-          <w:p>
-            <w:r>
-              <w:rPr>
-                <w:color w:val="FFFFFF"/>
-              </w:rPr>
-              <w:t>LinkedIn: https://www.linkedin.com/in/rolyn-kiunisala-b862ab377/</w:t>
-            </w:r>
-          </w:p>
-        </w:tc>
-      </w:tr>
-    </w:tbl>
-    <w:p/>
     <w:p>
       <w:pPr>
-        <w:pStyle w:val="Heading1"/>
+        <w:jc w:val="center"/>
       </w:pPr>
       <w:r>
-        <w:t>PROFESSIONAL SUMMARY</w:t>
+        <w:rPr>
+          <w:b/>
+          <w:color w:val="0F172A"/>
+          <w:sz w:val="44"/>
+        </w:rPr>
+        <w:t>ROLYN KIUNISALA</w:t>
+      </w:r>
+    </w:p>
+    <w:p>
+      <w:pPr>
+        <w:jc w:val="center"/>
+      </w:pPr>
+      <w:r>
+        <w:rPr>
+          <w:sz w:val="22"/>
+        </w:rPr>
+        <w:t>Full Stack Software Developer</w:t>
+      </w:r>
+    </w:p>
+    <w:p>
+      <w:pPr>
+        <w:spacing w:after="240"/>
+        <w:jc w:val="center"/>
+      </w:pPr>
+      <w:r>
+        <w:t>Cebu, Philippines | rolynkiunisala@gmail.com | +63 906 454 4620</w:t>
+        <w:br/>
+      </w:r>
+      <w:r>
+        <w:t>LinkedIn: linkedin.com/in/rolyn-kiunisala-b862ab377</w:t>
+      </w:r>
+    </w:p>
+    <w:p>
+      <w:pPr>
+        <w:pStyle w:val="Heading2"/>
+        <w:spacing w:before="120" w:after="120"/>
+      </w:pPr>
+      <w:r>
+        <w:t>SUMMARY</w:t>
       </w:r>
     </w:p>
     <w:p>
@@ -124,10 +55,11 @@
     </w:p>
     <w:p>
       <w:pPr>
-        <w:pStyle w:val="Heading1"/>
+        <w:pStyle w:val="Heading2"/>
+        <w:spacing w:before="120" w:after="120"/>
       </w:pPr>
       <w:r>
-        <w:t>CORE SKILLS</w:t>
+        <w:t>SKILLS</w:t>
       </w:r>
     </w:p>
     <w:p>
@@ -143,7 +75,7 @@
         <w:pStyle w:val="ListBullet"/>
       </w:pPr>
       <w:r>
-        <w:t>Frontend: HTML, CSS/SCSS, Angular, React (basic)</w:t>
+        <w:t>Frontend: HTML, CSS/SCSS, JavaScript, Angular, React (basic)</w:t>
       </w:r>
     </w:p>
     <w:p>
@@ -196,28 +128,27 @@
     </w:p>
     <w:p>
       <w:pPr>
-        <w:pStyle w:val="Heading1"/>
+        <w:pStyle w:val="Heading2"/>
+        <w:spacing w:before="120" w:after="120"/>
       </w:pPr>
       <w:r>
-        <w:t>PROFESSIONAL EXPERIENCE</w:t>
+        <w:t>EXPERIENCE</w:t>
+      </w:r>
+    </w:p>
+    <w:p>
+      <w:r>
+        <w:rPr>
+          <w:b/>
+        </w:rPr>
+        <w:t>Full Stack Software Developer</w:t>
       </w:r>
     </w:p>
     <w:p>
       <w:pPr>
-        <w:pStyle w:val="Heading2"/>
+        <w:spacing w:after="60"/>
       </w:pPr>
       <w:r>
-        <w:t>Full Stack Software Developer</w:t>
-      </w:r>
-    </w:p>
-    <w:p>
-      <w:r>
-        <w:t>ALMA Phil Manpower Services Corp. – Cebu City, Philippines</w:t>
-      </w:r>
-    </w:p>
-    <w:p>
-      <w:r>
-        <w:t>March 18, 2026 – Present (Project-Based Contract)</w:t>
+        <w:t>ALMA Phil Manpower Services Corp. – Cebu City, Philippines | March 18, 2026 – Present</w:t>
       </w:r>
     </w:p>
     <w:p>
@@ -225,7 +156,7 @@
         <w:pStyle w:val="ListBullet"/>
       </w:pPr>
       <w:r>
-        <w:t>Design, develop, and maintain full stack web applications based on client requirements.</w:t>
+        <w:t>Designed, developed, and maintained full stack web applications.</w:t>
       </w:r>
     </w:p>
     <w:p>
@@ -233,7 +164,7 @@
         <w:pStyle w:val="ListBullet"/>
       </w:pPr>
       <w:r>
-        <w:t>Develop and integrate REST APIs and backend services using Node.js, Java, and .NET.</w:t>
+        <w:t>Built REST APIs and backend services with Node.js, Java, and .NET.</w:t>
       </w:r>
     </w:p>
     <w:p>
@@ -241,7 +172,7 @@
         <w:pStyle w:val="ListBullet"/>
       </w:pPr>
       <w:r>
-        <w:t>Build responsive frontend interfaces using Angular and modern web technologies.</w:t>
+        <w:t>Developed responsive frontend interfaces using Angular.</w:t>
       </w:r>
     </w:p>
     <w:p>
@@ -249,7 +180,7 @@
         <w:pStyle w:val="ListBullet"/>
       </w:pPr>
       <w:r>
-        <w:t>Perform debugging, troubleshooting, and performance optimization.</w:t>
+        <w:t>Handled debugging, troubleshooting, and performance tuning.</w:t>
       </w:r>
     </w:p>
     <w:p>
@@ -257,7 +188,23 @@
         <w:pStyle w:val="ListBullet"/>
       </w:pPr>
       <w:r>
-        <w:t>Collaborate with project managers and technical teams in Agile environment.</w:t>
+        <w:t>Collaborated in Agile teams for testing, deployment, and release support.</w:t>
+      </w:r>
+    </w:p>
+    <w:p>
+      <w:r>
+        <w:rPr>
+          <w:b/>
+        </w:rPr>
+        <w:t>Software Engineering / Packaged App Development Associate</w:t>
+      </w:r>
+    </w:p>
+    <w:p>
+      <w:pPr>
+        <w:spacing w:after="60"/>
+      </w:pPr>
+      <w:r>
+        <w:t>Accenture Inc. – Cebu IT Park, Cebu City | February 27, 2023 – March 18, 2026</w:t>
       </w:r>
     </w:p>
     <w:p>
@@ -265,7 +212,7 @@
         <w:pStyle w:val="ListBullet"/>
       </w:pPr>
       <w:r>
-        <w:t>Participate in system enhancements, testing, and deployment activities.</w:t>
+        <w:t>Supported enterprise-level packaged application development.</w:t>
       </w:r>
     </w:p>
     <w:p>
@@ -273,25 +220,7 @@
         <w:pStyle w:val="ListBullet"/>
       </w:pPr>
       <w:r>
-        <w:t>Ensure code quality, scalability, and security compliance.</w:t>
-      </w:r>
-    </w:p>
-    <w:p>
-      <w:pPr>
-        <w:pStyle w:val="Heading2"/>
-      </w:pPr>
-      <w:r>
-        <w:t>Software Engineering / Packaged App Development Associate</w:t>
-      </w:r>
-    </w:p>
-    <w:p>
-      <w:r>
-        <w:t>Accenture Inc. – Ebloc 2, Cebu IT Park, Cebu City, Philippines</w:t>
-      </w:r>
-    </w:p>
-    <w:p>
-      <w:r>
-        <w:t>February 27, 2023 – March 18, 2026</w:t>
+        <w:t>Performed system enhancements, debugging, and production support.</w:t>
       </w:r>
     </w:p>
     <w:p>
@@ -299,81 +228,50 @@
         <w:pStyle w:val="ListBullet"/>
       </w:pPr>
       <w:r>
-        <w:t>Developed and supported enterprise-level software applications.</w:t>
+        <w:t>Collaborated with global teams in an Agile delivery model.</w:t>
       </w:r>
     </w:p>
     <w:p>
       <w:pPr>
-        <w:pStyle w:val="ListBullet"/>
-      </w:pPr>
-      <w:r>
-        <w:t>Worked on packaged application development and system enhancements.</w:t>
-      </w:r>
-    </w:p>
-    <w:p>
-      <w:pPr>
-        <w:pStyle w:val="ListBullet"/>
-      </w:pPr>
-      <w:r>
-        <w:t>Participated in software testing, debugging, and production support.</w:t>
-      </w:r>
-    </w:p>
-    <w:p>
-      <w:pPr>
-        <w:pStyle w:val="ListBullet"/>
-      </w:pPr>
-      <w:r>
-        <w:t>Collaborated with global teams in Agile delivery environment.</w:t>
-      </w:r>
-    </w:p>
-    <w:p>
-      <w:pPr>
-        <w:pStyle w:val="ListBullet"/>
-      </w:pPr>
-      <w:r>
-        <w:t>Delivered system fixes and enhancements within SLA timelines.</w:t>
-      </w:r>
-    </w:p>
-    <w:p>
-      <w:pPr>
-        <w:pStyle w:val="ListBullet"/>
-      </w:pPr>
-      <w:r>
-        <w:t>Supported API integrations and backend services using Java, .NET, and Node.js.</w:t>
-      </w:r>
-    </w:p>
-    <w:p>
-      <w:pPr>
-        <w:pStyle w:val="Heading1"/>
+        <w:pStyle w:val="Heading2"/>
+        <w:spacing w:before="120" w:after="120"/>
       </w:pPr>
       <w:r>
         <w:t>EDUCATION</w:t>
       </w:r>
     </w:p>
     <w:p>
-      <w:pPr>
-        <w:pStyle w:val="Heading2"/>
-      </w:pPr>
       <w:r>
+        <w:rPr>
+          <w:b/>
+        </w:rPr>
         <w:t>Bachelor of Science in Computer Engineering</w:t>
       </w:r>
     </w:p>
     <w:p>
       <w:r>
-        <w:t>University of Cebu – Main Campus, Sanciangko St., Cebu City</w:t>
+        <w:t>University of Cebu – Main Campus, Sanciangko St., Cebu City | 2017 – 2018</w:t>
       </w:r>
     </w:p>
     <w:p>
       <w:r>
-        <w:t>2017 – 2018</w:t>
+        <w:rPr>
+          <w:b/>
+        </w:rPr>
+        <w:t>Arcelo Memorial National High School</w:t>
       </w:r>
     </w:p>
     <w:p>
-      <w:pPr>
-        <w:pStyle w:val="Heading2"/>
-      </w:pPr>
       <w:r>
-        <w:t>Arcelo Memorial National High School</w:t>
+        <w:t>San Vicente, Liloan, Cebu</w:t>
+      </w:r>
+    </w:p>
+    <w:p>
+      <w:r>
+        <w:rPr>
+          <w:b/>
+        </w:rPr>
+        <w:t>Simeon Ayuda Elementary School</w:t>
       </w:r>
     </w:p>
     <w:p>
@@ -384,30 +282,23 @@
     <w:p>
       <w:pPr>
         <w:pStyle w:val="Heading2"/>
+        <w:spacing w:before="120" w:after="120"/>
       </w:pPr>
       <w:r>
-        <w:t>Simeon Ayuda Elementary School</w:t>
+        <w:t>PROJECTS &amp; ACHIEVEMENTS</w:t>
       </w:r>
     </w:p>
     <w:p>
       <w:r>
-        <w:t>San Vicente, Liloan, Cebu</w:t>
+        <w:rPr>
+          <w:b/>
+        </w:rPr>
+        <w:t>GEN AI Mini-Hackathon Winner</w:t>
       </w:r>
     </w:p>
     <w:p>
-      <w:pPr>
-        <w:pStyle w:val="Heading1"/>
-      </w:pPr>
       <w:r>
-        <w:t>PROJECT / ACHIEVEMENTS</w:t>
-      </w:r>
-    </w:p>
-    <w:p>
-      <w:pPr>
-        <w:pStyle w:val="Heading2"/>
-      </w:pPr>
-      <w:r>
-        <w:t>GEN AI Mini-Hackathon Winner (Team Project – 5 Members, 2025)</w:t>
+        <w:t>Team project, 2025</w:t>
       </w:r>
     </w:p>
     <w:p>
@@ -415,7 +306,7 @@
         <w:pStyle w:val="ListBullet"/>
       </w:pPr>
       <w:r>
-        <w:t>Built a conversational AI agent to guide application teams in creating structured change requests.</w:t>
+        <w:t>Built a conversational AI agent for structured change request intake.</w:t>
       </w:r>
     </w:p>
     <w:p>
@@ -423,7 +314,7 @@
         <w:pStyle w:val="ListBullet"/>
       </w:pPr>
       <w:r>
-        <w:t>System collects environment, resources, schedule, and requirement details.</w:t>
+        <w:t>Collected resources, schedule, environment, and requirement details.</w:t>
       </w:r>
     </w:p>
     <w:p>
@@ -431,76 +322,12 @@
         <w:pStyle w:val="ListBullet"/>
       </w:pPr>
       <w:r>
-        <w:t>Generates structured summary for submission and approval.</w:t>
-      </w:r>
-    </w:p>
-    <w:p>
-      <w:pPr>
-        <w:pStyle w:val="ListBullet"/>
-      </w:pPr>
-      <w:r>
-        <w:t>Strengthened skills in AI integration, automation, and system design.</w:t>
-      </w:r>
-    </w:p>
-    <w:p>
-      <w:pPr>
-        <w:pStyle w:val="ListBullet"/>
-      </w:pPr>
-      <w:r>
-        <w:t>Tools: AI workflows, API integration, collaborative development.</w:t>
-      </w:r>
-    </w:p>
-    <w:p>
-      <w:pPr>
-        <w:pStyle w:val="Heading1"/>
-      </w:pPr>
-      <w:r>
-        <w:t>KEY STRENGTHS</w:t>
-      </w:r>
-    </w:p>
-    <w:p>
-      <w:pPr>
-        <w:pStyle w:val="ListBullet"/>
-      </w:pPr>
-      <w:r>
-        <w:t>Strong analytical and problem-solving skills</w:t>
-      </w:r>
-    </w:p>
-    <w:p>
-      <w:pPr>
-        <w:pStyle w:val="ListBullet"/>
-      </w:pPr>
-      <w:r>
-        <w:t>Ability to work independently and in team environments</w:t>
-      </w:r>
-    </w:p>
-    <w:p>
-      <w:pPr>
-        <w:pStyle w:val="ListBullet"/>
-      </w:pPr>
-      <w:r>
-        <w:t>Fast learner of new technologies</w:t>
-      </w:r>
-    </w:p>
-    <w:p>
-      <w:pPr>
-        <w:pStyle w:val="ListBullet"/>
-      </w:pPr>
-      <w:r>
-        <w:t>Strong communication and collaboration skills</w:t>
-      </w:r>
-    </w:p>
-    <w:p>
-      <w:pPr>
-        <w:pStyle w:val="ListBullet"/>
-      </w:pPr>
-      <w:r>
-        <w:t>Adaptable in fast-paced project environments</w:t>
+        <w:t>Generated submission-ready structured summaries.</w:t>
       </w:r>
     </w:p>
     <w:sectPr>
       <w:pgSz w:w="12240" w:h="15840"/>
-      <w:pgMar w:top="1440" w:right="1800" w:bottom="1440" w:left="1800" w:header="720" w:footer="720" w:gutter="0"/>
+      <w:pgMar w:top="1080" w:right="1080" w:bottom="1080" w:left="1080" w:header="720" w:footer="720" w:gutter="0"/>
       <w:cols w:space="720"/>
       <w:docGrid w:linePitch="360"/>
     </w:sectPr>

--- a/Rolyn_Kiunisala_Professional_CV.docx
+++ b/Rolyn_Kiunisala_Professional_CV.docx
@@ -148,7 +148,7 @@
         <w:spacing w:after="60"/>
       </w:pPr>
       <w:r>
-        <w:t>ALMA Phil Manpower Services Corp. – Cebu City, Philippines | March 18, 2026 – Present</w:t>
+        <w:t>ALMA Phil Manpower Services Corp. – Cebu City, Philippines | March 18, 2026 – Present (Project-Based Contract)</w:t>
       </w:r>
     </w:p>
     <w:p>
@@ -156,7 +156,7 @@
         <w:pStyle w:val="ListBullet"/>
       </w:pPr>
       <w:r>
-        <w:t>Designed, developed, and maintained full stack web applications.</w:t>
+        <w:t>Design, develop, and maintain full stack web applications based on client requirements.</w:t>
       </w:r>
     </w:p>
     <w:p>
@@ -164,7 +164,7 @@
         <w:pStyle w:val="ListBullet"/>
       </w:pPr>
       <w:r>
-        <w:t>Built REST APIs and backend services with Node.js, Java, and .NET.</w:t>
+        <w:t>Develop and integrate REST APIs and backend services using Node.js, Java, and .NET.</w:t>
       </w:r>
     </w:p>
     <w:p>
@@ -172,7 +172,7 @@
         <w:pStyle w:val="ListBullet"/>
       </w:pPr>
       <w:r>
-        <w:t>Developed responsive frontend interfaces using Angular.</w:t>
+        <w:t>Build responsive frontend interfaces using Angular and modern web technologies.</w:t>
       </w:r>
     </w:p>
     <w:p>
@@ -180,7 +180,7 @@
         <w:pStyle w:val="ListBullet"/>
       </w:pPr>
       <w:r>
-        <w:t>Handled debugging, troubleshooting, and performance tuning.</w:t>
+        <w:t>Perform debugging, troubleshooting, and performance optimization.</w:t>
       </w:r>
     </w:p>
     <w:p>
@@ -188,7 +188,23 @@
         <w:pStyle w:val="ListBullet"/>
       </w:pPr>
       <w:r>
-        <w:t>Collaborated in Agile teams for testing, deployment, and release support.</w:t>
+        <w:t>Collaborate with project managers and technical teams in Agile environment.</w:t>
+      </w:r>
+    </w:p>
+    <w:p>
+      <w:pPr>
+        <w:pStyle w:val="ListBullet"/>
+      </w:pPr>
+      <w:r>
+        <w:t>Participate in system enhancements, testing, and deployment activities.</w:t>
+      </w:r>
+    </w:p>
+    <w:p>
+      <w:pPr>
+        <w:pStyle w:val="ListBullet"/>
+      </w:pPr>
+      <w:r>
+        <w:t>Ensure code quality, scalability, and security compliance.</w:t>
       </w:r>
     </w:p>
     <w:p>
@@ -204,7 +220,7 @@
         <w:spacing w:after="60"/>
       </w:pPr>
       <w:r>
-        <w:t>Accenture Inc. – Cebu IT Park, Cebu City | February 27, 2023 – March 18, 2026</w:t>
+        <w:t>Accenture Inc. – Ebloc 2, Cebu IT Park, Cebu City, Philippines | February 27, 2023 – March 18, 2026</w:t>
       </w:r>
     </w:p>
     <w:p>
@@ -212,7 +228,7 @@
         <w:pStyle w:val="ListBullet"/>
       </w:pPr>
       <w:r>
-        <w:t>Supported enterprise-level packaged application development.</w:t>
+        <w:t>Developed and supported enterprise-level software applications.</w:t>
       </w:r>
     </w:p>
     <w:p>
@@ -220,7 +236,7 @@
         <w:pStyle w:val="ListBullet"/>
       </w:pPr>
       <w:r>
-        <w:t>Performed system enhancements, debugging, and production support.</w:t>
+        <w:t>Worked on packaged application development and system enhancements.</w:t>
       </w:r>
     </w:p>
     <w:p>
@@ -228,7 +244,31 @@
         <w:pStyle w:val="ListBullet"/>
       </w:pPr>
       <w:r>
-        <w:t>Collaborated with global teams in an Agile delivery model.</w:t>
+        <w:t>Participated in software testing, debugging, and production support.</w:t>
+      </w:r>
+    </w:p>
+    <w:p>
+      <w:pPr>
+        <w:pStyle w:val="ListBullet"/>
+      </w:pPr>
+      <w:r>
+        <w:t>Collaborated with global teams in Agile delivery environment.</w:t>
+      </w:r>
+    </w:p>
+    <w:p>
+      <w:pPr>
+        <w:pStyle w:val="ListBullet"/>
+      </w:pPr>
+      <w:r>
+        <w:t>Delivered system fixes and enhancements within SLA timelines.</w:t>
+      </w:r>
+    </w:p>
+    <w:p>
+      <w:pPr>
+        <w:pStyle w:val="ListBullet"/>
+      </w:pPr>
+      <w:r>
+        <w:t>Supported API integrations and backend services using Java, .NET, and Node.js.</w:t>
       </w:r>
     </w:p>
     <w:p>
